--- a/Module Edit Docs/I4 - Edit Doc.docx
+++ b/Module Edit Docs/I4 - Edit Doc.docx
@@ -18,6 +18,107 @@
           <w:sz w:val="19"/>
         </w:rPr>
         <w:t>HOW TO USE: edit the wording directly (Track Changes if you like). For layout or a figure (size, position, wrong/missing image) write a short instruction in [brackets] right where it applies. Send it back and I apply the wording to the page and the layout notes to the styling, then regenerate. This is a content+notes doc, so it will not look exactly like the web page.</w:t>
+      </w:r>
+    </w:p>
+    <w:p/>
+    <w:p>
+      <w:r>
+        <w:rPr>
+          <w:b/>
+          <w:color w:val="B00000"/>
+          <w:sz w:val="21"/>
+        </w:rPr>
+        <w:t>ISSUES FLAGGED FOR THIS MODULE (8)</w:t>
+      </w:r>
+    </w:p>
+    <w:p>
+      <w:r>
+        <w:rPr>
+          <w:i/>
+          <w:color w:val="5A5A5A"/>
+          <w:sz w:val="19"/>
+        </w:rPr>
+        <w:t>These were found while the module was built and are not part of the prose. SOURCE means the defect is in a deck, a Notion page or the source index and has to be fixed there too. DECISION means it needs your call before the page is final. NOTE is for information. Answer them in [brackets] like any other instruction.</w:t>
+      </w:r>
+    </w:p>
+    <w:p>
+      <w:r>
+        <w:rPr>
+          <w:i/>
+          <w:color w:val="B00000"/>
+          <w:sz w:val="19"/>
+        </w:rPr>
+        <w:t>[SOURCE: The deck's pulse wave velocity formula is wrong and INDEX.md orphan O9 instructs us to preserve it. "PWV = Zc/blood density" from v2022 slide 139 is dimensionally incoherent and causally backwards. Wix general-8-1 carries the correct Moens-Korteweg form. The page was corrected on 2026-08-16 and both the deck and O9 need fixing.]</w:t>
+      </w:r>
+    </w:p>
+    <w:p>
+      <w:r>
+        <w:rPr>
+          <w:i/>
+          <w:color w:val="5A5A5A"/>
+          <w:sz w:val="19"/>
+        </w:rPr>
+        <w:t>[NOTE: A figure caption claiming blood pressure is identical between a coupled and an uncoupled ventricle was corrected. Only end-systolic pressure is shared, and the halved stroke volume means pulse pressure is not.]</w:t>
+      </w:r>
+    </w:p>
+    <w:p>
+      <w:r>
+        <w:rPr>
+          <w:i/>
+          <w:color w:val="0050A0"/>
+          <w:sz w:val="19"/>
+        </w:rPr>
+        <w:t>[DECISION: Two figures, i4-pv-loop-ees-ea.png and i4-pva-stroke-work.png, are Notion assets renamed as though hand-drawn. The first has "Pagoulatou 2021" baked into the image and that citation is not in the reference list. The Ees 2 to 4 and Ea 1 to 2 mmHg/mL values in the equation legend come from that graphic rather than from a verified paper. Confirm the source so it can be cited, or replace both.]</w:t>
+      </w:r>
+    </w:p>
+    <w:p>
+      <w:r>
+        <w:rPr>
+          <w:i/>
+          <w:color w:val="0050A0"/>
+          <w:sz w:val="19"/>
+        </w:rPr>
+        <w:t>[DECISION: Karatzas and Lee's 67 percent figure for pulsatile capillary flow traces only to deck slide 137, and the paper has no PubMed abstract. Keep it, or drop it.]</w:t>
+      </w:r>
+    </w:p>
+    <w:p>
+      <w:r>
+        <w:rPr>
+          <w:i/>
+          <w:color w:val="5A5A5A"/>
+          <w:sz w:val="19"/>
+        </w:rPr>
+        <w:t>[NOTE: Avolio 2009 carries an erratum, Hypertension 2011;58(4):e30, that the page does not note.]</w:t>
+      </w:r>
+    </w:p>
+    <w:p>
+      <w:r>
+        <w:rPr>
+          <w:i/>
+          <w:color w:val="5A5A5A"/>
+          <w:sz w:val="19"/>
+        </w:rPr>
+        <w:t>[NOTE: Lamia 2005 and Kelly 1992 are in the reference list but never cited in the text.]</w:t>
+      </w:r>
+    </w:p>
+    <w:p>
+      <w:r>
+        <w:rPr>
+          <w:i/>
+          <w:color w:val="0050A0"/>
+          <w:sz w:val="19"/>
+        </w:rPr>
+        <w:t>[DECISION: One sentence copied from Wix says an elevated systolic peak is "a statement about arterial buffering capacity rather than about the heart", which contradicts the page's own three determinants, the first of which is contractility.]</w:t>
+      </w:r>
+    </w:p>
+    <w:p>
+      <w:r>
+        <w:rPr>
+          <w:i/>
+          <w:color w:val="B00000"/>
+          <w:sz w:val="19"/>
+        </w:rPr>
+        <w:t>[SOURCE: Wix general-8, general-8-2 and general-8-4 are unedited templates. Wix general-8-5 mis-attributes Weber and Chirinos 2018 as "Chirinos, J., &amp; Weber, T."; the page corrected the order.]</w:t>
       </w:r>
     </w:p>
     <w:p/>

--- a/Module Edit Docs/I4 - Edit Doc.docx
+++ b/Module Edit Docs/I4 - Edit Doc.docx
@@ -28,7 +28,7 @@
           <w:color w:val="B00000"/>
           <w:sz w:val="21"/>
         </w:rPr>
-        <w:t>ISSUES FLAGGED FOR THIS MODULE (8)</w:t>
+        <w:t>ISSUES FLAGGED FOR THIS MODULE (5)</w:t>
       </w:r>
     </w:p>
     <w:p>
@@ -48,17 +48,17 @@
           <w:color w:val="B00000"/>
           <w:sz w:val="19"/>
         </w:rPr>
-        <w:t>[SOURCE: The deck's pulse wave velocity formula is wrong and INDEX.md orphan O9 instructs us to preserve it. "PWV = Zc/blood density" from v2022 slide 139 is dimensionally incoherent and causally backwards. Wix general-8-1 carries the correct Moens-Korteweg form. The page was corrected on 2026-08-16 and both the deck and O9 need fixing.]</w:t>
+        <w:t>[SOURCE: The deck's pulse wave velocity formula is wrong and INDEX.md orphan O9 instructs us to preserve it. "PWV = Zc/blood density" from v2022 slide 139 is dimensionally incoherent and causally backwards. Wix general-8-1 carries the correct Moens-Korteweg form. The page was corrected on 2026-08-16 and both the deck and O9 still need fixing.]</w:t>
       </w:r>
     </w:p>
     <w:p>
       <w:r>
         <w:rPr>
           <w:i/>
-          <w:color w:val="5A5A5A"/>
+          <w:color w:val="B00000"/>
           <w:sz w:val="19"/>
         </w:rPr>
-        <w:t>[NOTE: A figure caption claiming blood pressure is identical between a coupled and an uncoupled ventricle was corrected. Only end-systolic pressure is shared, and the halved stroke volume means pulse pressure is not.]</w:t>
+        <w:t>[SOURCE: Wix general-8, general-8-2 and general-8-4 are unedited templates. Wix general-8-5 mis-attributes Weber and Chirinos 2018 as "Chirinos, J., &amp; Weber, T." The page corrected the order.]</w:t>
       </w:r>
     </w:p>
     <w:p>
@@ -68,7 +68,7 @@
           <w:color w:val="0050A0"/>
           <w:sz w:val="19"/>
         </w:rPr>
-        <w:t>[DECISION: Two figures, i4-pv-loop-ees-ea.png and i4-pva-stroke-work.png, are Notion assets renamed as though hand-drawn. The first has "Pagoulatou 2021" baked into the image and that citation is not in the reference list. The Ees 2 to 4 and Ea 1 to 2 mmHg/mL values in the equation legend come from that graphic rather than from a verified paper. Confirm the source so it can be cited, or replace both.]</w:t>
+        <w:t>[DECISION: Two figures, i4-pv-loop-ees-ea.png and i4-pva-stroke-work.png, are Notion assets renamed as though hand-drawn. The first has "Pagoulatou 2021" baked into the image and that citation is not in the reference list. The Ees 2 to 4 and Ea 1 to 2 mmHg/mL values in the equation legend come from that graphic rather than from a verified paper. Confirm the source so it can be cited, or replace both. Gustavo (comment C247) separately asked for a Notion/Wix image showing the PVA to MVO2 relationship to be added here, which raises the same provenance problem. Not applied.]</w:t>
       </w:r>
     </w:p>
     <w:p>
@@ -85,40 +85,10 @@
       <w:r>
         <w:rPr>
           <w:i/>
-          <w:color w:val="5A5A5A"/>
-          <w:sz w:val="19"/>
-        </w:rPr>
-        <w:t>[NOTE: Avolio 2009 carries an erratum, Hypertension 2011;58(4):e30, that the page does not note.]</w:t>
-      </w:r>
-    </w:p>
-    <w:p>
-      <w:r>
-        <w:rPr>
-          <w:i/>
-          <w:color w:val="5A5A5A"/>
-          <w:sz w:val="19"/>
-        </w:rPr>
-        <w:t>[NOTE: Lamia 2005 and Kelly 1992 are in the reference list but never cited in the text.]</w:t>
-      </w:r>
-    </w:p>
-    <w:p>
-      <w:r>
-        <w:rPr>
-          <w:i/>
           <w:color w:val="0050A0"/>
           <w:sz w:val="19"/>
         </w:rPr>
-        <w:t>[DECISION: One sentence copied from Wix says an elevated systolic peak is "a statement about arterial buffering capacity rather than about the heart", which contradicts the page's own three determinants, the first of which is contractility.]</w:t>
-      </w:r>
-    </w:p>
-    <w:p>
-      <w:r>
-        <w:rPr>
-          <w:i/>
-          <w:color w:val="B00000"/>
-          <w:sz w:val="19"/>
-        </w:rPr>
-        <w:t>[SOURCE: Wix general-8, general-8-2 and general-8-4 are unedited templates. Wix general-8-5 mis-attributes Weber and Chirinos 2018 as "Chirinos, J., &amp; Weber, T."; the page corrected the order.]</w:t>
+        <w:t>[DECISION: Gustavo (comment C213) asked that the Notion/Wix videos on the time varying elastance concept be linked or embedded on this page. The site has no video convention and the source videos are unreviewed Notion/Wix assets. Not applied, needs a decision on scope and on hosting.]</w:t>
       </w:r>
     </w:p>
     <w:p/>
@@ -169,7 +139,7 @@
     </w:p>
     <w:p>
       <w:r>
-        <w:t>Two features deserve attention before anything else. The first is the downstream term. The pressure arterial flow drains into is not the right atrial pressure. Arterioles are collapsible vessels with active tone, and flow through them stops at a positive pressure, the critical closing pressure, well above right atrial pressure. That is why the honest form carries a Pcrit term and the version computed by every bedside monitor does not, a point I1 made about the calculated systemic vascular resistance, which uses MAP minus RAP as its numerator and therefore contains a known and unmeasured error. Module I5 derives Pcrit properly. Here it is the boundary of the module: everything upstream of the arteriolar outlet is Interface I, everything downstream is Interface II.</w:t>
+        <w:t>Two features deserve attention before anything else. The first is the downstream term. The pressure arterial flow drains into is not the right atrial pressure. Arterioles are collapsible vessels with active tone, and flow through them stops at a positive pressure, the critical closing pressure, well above right atrial pressure. That is why the complete form carries a Pcrit term and the version computed by every bedside monitor does not, a point I1 made about the calculated systemic vascular resistance, which uses MAP minus RAP as its numerator and therefore contains a known and unmeasured error. Module I5 derives Pcrit properly. Here it is the boundary of the module: everything upstream of the arteriolar outlet is Interface I, everything downstream is Interface II.</w:t>
       </w:r>
     </w:p>
     <w:p>
@@ -252,7 +222,7 @@
     </w:p>
     <w:p>
       <w:r>
-        <w:t>Read as a circuit, the model has four elements and each corresponds to something clinically real. The pump is the left ventricle. The first resistor is the characteristic impedance of the proximal aorta, written Zc, the load the ventricle meets in the first instants of ejection before any pressure wave has had time to return, set by aortic diameter, wall stiffness and the inertia of the blood being accelerated. The capacitor is the total compliance of the elastic arteries, dominated by the aorta and the great vessels. The second resistor is total peripheral resistance, the opposition to mean flow imposed by the arterioles, which sets mean pressure for a given cardiac output and governs how fast pressure decays between beats. Those four elements explain the ordinary arterial trace but not the whole of it, because the model treats the arterial tree as if it were distended everywhere at once and has no way to represent a wave travelling and returning.</w:t>
+        <w:t>Read as a circuit, the Windkessel can be constructed with increasing numbers of elements, each added component capturing another aspect of the arterial load imposed on ventricular ejection. The commonly used three-element model includes the characteristic impedance of the proximal aorta, written Zc, which represents the load encountered during the earliest part of ejection before reflected waves return from vessel bifurcations and depends on proximal aortic geometry, wall properties, and the inertia of the blood being accelerated. The second element is total arterial compliance, C, dominated by the aorta and other large elastic arteries. The third is total peripheral resistance, Rp, the opposition to mean flow imposed mainly by the small arteries and arterioles, which sets mean arterial pressure for a given cardiac output and governs the rate of pressure decay between beats. Together, these elements reproduce much of the gross arterial pressure waveform, but the model remains lumped and therefore cannot represent the actual travel and reflection of pressure waves through the arterial tree. A four-element Windkessel adds total arterial inertance, L, which represents the resistance of the blood mass to changes in velocity. Unlike peripheral resistance, which opposes flow, inertance opposes the acceleration and deceleration of flow and therefore captures an additional component of the dynamic load faced by the ventricle. The four-element model is mainly preferred in research or detailed modelling settings, where a more precise representation of arterial load is needed.</w:t>
       </w:r>
     </w:p>
     <w:p>
@@ -263,6 +233,14 @@
           <w:sz w:val="19"/>
         </w:rPr>
         <w:t>[Physiologic Insight box: Blood pressure is not a requirement for blood flow, and the pulmonary circulation proves it: the right ventricle moves the entire cardiac output against a transpulmonary gradient of roughly ten millimetres of mercury. So why does the systemic circulation run at eight or nine times that pressure? Because a high upstream pressure lets each vascular bed set its own flow independently, no single dilated organ being able to collapse the pressure the others depend on, which is what makes regional autoregulation possible at all. High systemic pressure is the price of independent regional regulation, and of a load the ventricle can treat as constant, and both benefits are lost in vasoplegia.]</w:t>
+      </w:r>
+    </w:p>
+    <w:p>
+      <w:pPr>
+        <w:pStyle w:val="Heading3"/>
+      </w:pPr>
+      <w:r>
+        <w:t>Stroke volume and storage volume are different quantities</w:t>
       </w:r>
     </w:p>
     <w:p>
@@ -332,7 +310,15 @@
     </w:p>
     <w:p>
       <w:r>
-        <w:t>This distinction changes what systolic pressure means. The peak the arterial system reaches is generated by the volume the arteries had to accommodate, which is the storage volume, not by the stroke volume as such. A young adult with a compliant aorta and a stroke volume of 80 mL stores about 40 mL and generates a modest systolic pressure. An eighty-year-old with the same stroke volume and a stiff aorta stores less, delivers more of it immediately, and generates a considerably higher systolic pressure for exactly the same ejected volume, with nothing about the ventricle changed.</w:t>
+        <w:t>This distinction changes how the Windkessel contribution to systolic pressure should be understood. The pressure generated as the arterial reservoir fills depends on the volume actually stored during systole, not simply on stroke volume itself. A young adult with a compliant aorta and a stroke volume of 80 mL stores about 40 mL and generates a modest systolic pressure. An eighty-year-old with the same stroke volume and a stiff aorta stores less, delivers more of it immediately, and generates a considerably higher systolic pressure for exactly the same ejected volume, with nothing about the ventricle changed.</w:t>
+      </w:r>
+    </w:p>
+    <w:p>
+      <w:pPr>
+        <w:pStyle w:val="Heading3"/>
+      </w:pPr>
+      <w:r>
+        <w:t>The arterial time constant</w:t>
       </w:r>
     </w:p>
     <w:p>
@@ -391,7 +377,7 @@
           <w:color w:val="777777"/>
           <w:sz w:val="19"/>
         </w:rPr>
-        <w:t>The diastolic limb is a decaying exponential whose time constant is the product of peripheral resistance and total arterial compliance, fitted from just after the dicrotic notch.Source: HemoSim hemodynamics module (v2022), slide 138, after Westerhof N et al, Snapshots of Hemodynamics.</w:t>
+        <w:t>The diastolic limb can be approximated by a decaying exponential whose time constant is the product of peripheral resistance and total arterial compliance, fitted after a short delay following the dicrotic notch.Source: HemoSim hemodynamics module (v2022), slide 138, after Westerhof N et al, Snapshots of Hemodynamics.</w:t>
       </w:r>
     </w:p>
     <w:p>
@@ -478,6 +464,14 @@
       </w:r>
     </w:p>
     <w:p>
+      <w:pPr>
+        <w:pStyle w:val="Heading3"/>
+      </w:pPr>
+      <w:r>
+        <w:t>The systolic upstroke</w:t>
+      </w:r>
+    </w:p>
+    <w:p>
       <w:r>
         <w:t>The upstroke begins the moment left ventricular pressure exceeds aortic pressure and the valve opens. Its slope is set by three things in series: how fast the ventricle develops pressure and ejects, whether anything obstructs the outflow, and how readily the proximal aorta accepts what arrives. Greater inotropy produces a steeper upstroke. Fixed outflow obstruction blunts it and delays the peak, the mechanism of pulsus parvus et tardus in aortic stenosis. Reduced proximal compliance sharpens the ascent, because a vessel that will not distend converts flow into pressure immediately.</w:t>
       </w:r>
@@ -485,6 +479,14 @@
     <w:p>
       <w:r>
         <w:t>It is tempting to read the upstroke as a contractility monitor, and the temptation should be resisted. The relationship between the rate of pressure rise on a peripheral trace and left ventricular contractility is contested, with some studies finding the radial waveform predicts left ventricular systolic function and others finding it does not. That is unsurprising once you notice the same slope is jointly determined by the ventricle, the valve, and the compliance of everything between the valve and the catheter. A change in slope in one patient over minutes, with vascular properties unchanged, is informative. A single slope against a population norm is not.</w:t>
+      </w:r>
+    </w:p>
+    <w:p>
+      <w:pPr>
+        <w:pStyle w:val="Heading3"/>
+      </w:pPr>
+      <w:r>
+        <w:t>Peak systolic pressure</w:t>
       </w:r>
     </w:p>
     <w:p>
@@ -554,7 +556,15 @@
     </w:p>
     <w:p>
       <w:r>
-        <w:t>An elevated peak is therefore a statement about arterial buffering capacity rather than about the heart, and it carries consequences. Both reduced compliance and augmented reflection raise wall stress and myocardial oxygen demand, and where a vessel or a clot is fragile, as after haemorrhage or in aneurysmal disease, high peak pressures can dislodge a haemostatic thrombus or precipitate rupture. Those are the situations in which treating a systolic number rather than a mean is actually justified.</w:t>
+        <w:t>Both reduced compliance and augmented reflection raise wall stress and myocardial oxygen demand, and where a vessel or a clot is fragile, as after haemorrhage or in aneurysmal disease, high peak pressures can dislodge a haemostatic thrombus or precipitate rupture. Those are the situations in which treating a systolic number rather than a mean is actually justified.</w:t>
+      </w:r>
+    </w:p>
+    <w:p>
+      <w:pPr>
+        <w:pStyle w:val="Heading3"/>
+      </w:pPr>
+      <w:r>
+        <w:t>Systolic decline and the dicrotic notch</w:t>
       </w:r>
     </w:p>
     <w:p>
@@ -568,13 +578,21 @@
       </w:r>
     </w:p>
     <w:p>
+      <w:pPr>
+        <w:pStyle w:val="Heading3"/>
+      </w:pPr>
+      <w:r>
+        <w:t>Diastolic runoff and end-diastolic pressure</w:t>
+      </w:r>
+    </w:p>
+    <w:p>
       <w:r>
         <w:t>Diastolic runoff is the decay of arterial pressure as the reservoir empties with the valve shut, and its slope is governed by the arterial time constant. A steep downslope means a short time constant, in practice low systemic vascular resistance, as with vasodilators or septic shock, or reduced compliance. A shallow downslope means a long time constant, as in cardiogenic shock or intense sympathetic vasoconstriction.</w:t>
       </w:r>
     </w:p>
     <w:p>
       <w:r>
-        <w:t>The end-diastolic pressure, which is the diastolic blood pressure on the trace, is simply where that decay has got to when the next beat interrupts it. Diastolic pressure therefore has two determinants and only two: the arterial time constant, and how long diastole lasts, which is set by heart rate. Tachycardia truncates the decay and raises diastolic pressure, bradycardia allows it to run further and lowers it. This is what makes diastolic pressure a window on vascular tone, and why the ratio of heart rate to diastolic pressure carries information neither number carries alone. The clinical use of that ratio, and of the wide and narrow pulse pressure as bedside signals, is taken up in Module I2.</w:t>
+        <w:t>The end-diastolic pressure, which is the diastolic blood pressure on the trace, is simply where that decay has got to when the next beat interrupts it. Diastolic pressure therefore has two determinants and only two: the arterial time constant, and how long diastole lasts, which is set by heart rate. Tachycardia truncates the decay and raises diastolic pressure, bradycardia allows it to run further and lowers it. This is what makes diastolic pressure a window on vascular tone, and why the ratio of heart rate to diastolic pressure (DSI, Diastolic Shock Index) carries information neither number carries alone. The clinical use of that ratio, and of the wide and narrow pulse pressure as bedside signals, is taken up in Module I2.</w:t>
       </w:r>
     </w:p>
     <w:p>
@@ -592,7 +610,7 @@
     </w:p>
     <w:p>
       <w:r>
-        <w:t>The three numbers a monitor displays are generated by different mechanisms, and treating them as one quantity called "the blood pressure" discards most of what they carry.</w:t>
+        <w:t>The three numbers a monitor displays are generated by different mechanisms, and treating them as one quantity called "the blood pressure" discards most of what they carry. Lamia and colleagues review the physiological basis for interpreting the full arterial pressure set, rather than a single number, at the bedside.</w:t>
       </w:r>
     </w:p>
     <w:tbl>
@@ -684,7 +702,7 @@
               <w:rPr>
                 <w:sz w:val="18"/>
               </w:rPr>
-              <w:t>Storage volume, total arterial compliance, and the timing and magnitude of wave reflection</w:t>
+              <w:t>LV stroke volume and intrinsic contractility, storage volume, total arterial compliance, and the timing and magnitude of wave reflection</w:t>
             </w:r>
           </w:p>
         </w:tc>
@@ -968,12 +986,12 @@
     </w:p>
     <w:p>
       <w:r>
-        <w:t>The mechanism is wave reflection. Peripheral arteries are smaller, less compliant and closer to the arteriolar reflection sites, so the forward and backward waves synchronise earlier in the cycle and summate more completely there. Pulse wave velocity rises as the vessel stiffens. The Moens-Korteweg relation makes the dependence explicit: wave speed goes as the square root of the elastic modulus and wall thickness, divided by the radius and by blood density, so a stiffer or thicker wall speeds the wave and a wider vessel slows it. Characteristic impedance is derived from that wave speed rather than the cause of it. The full treatment of pulse wave velocity, wave separation into forward and backward components, and the augmentation index belongs to the Expert pathway.</w:t>
+        <w:t>The mechanism is mainly due to wave reflection. Peripheral arteries are smaller, less compliant and closer to the arteriolar reflection sites, so the forward and backward waves synchronise earlier in the cycle and summate more completely there. Pulse wave velocity rises as the vessel stiffens. The Moens-Korteweg relation makes the dependence explicit: wave speed goes as the square root of the elastic modulus and wall thickness, divided by the radius and by blood density, so a stiffer or thicker wall speeds the wave and a wider vessel slows it. Characteristic impedance is derived from that wave speed rather than the cause of it. The full treatment of pulse wave velocity, wave separation into forward and backward components, and the augmentation index belongs to the Expert pathway.</w:t>
       </w:r>
     </w:p>
     <w:p>
       <w:r>
-        <w:t>The magnitude is larger than most clinicians assume. Pauca and colleagues cannulated both the radial artery and the ascending aorta in 51 patients undergoing coronary artery bypass grafting. Radial systolic pressure exceeded aortic systolic by 12 plus or minus 1 mmHg, while radial mean differed from aortic by minus 0.8 plus or minus 0.3 mmHg and radial diastolic by minus 1.0 plus or minus 0.3 mmHg. The averages understate the individual variation: radial systolic was 4 to 35 mmHg higher than aortic in 42 of the 51 patients, and 10 to 35 mmHg higher in 26 of them. The radial trace explained 44 percent of the variance in aortic systolic pressure, 90 percent of aortic diastolic and 98 percent of aortic mean.</w:t>
+        <w:t>The magnitude is larger than most clinicians assume. Pauca and colleagues cannulated both the radial artery and the ascending aorta in 51 patients undergoing coronary artery bypass grafting. Radial systolic pressure exceeded aortic systolic by 12 (S.D. +/- 1 mmHg), while radial mean differed from aortic by minus 0.8 (S.D. +/- 0.3 mmHg) and radial diastolic by minus 1.0 (S.D. +/- 0.3 mmHg). The averages understate the individual variation: radial systolic was 4 to 35 mmHg higher than aortic in 42 of the 51 patients, and 10 to 35 mmHg higher in 26 of them. The radial trace explained 44 percent of the variance in aortic systolic pressure, 90 percent of aortic diastolic and 98 percent of aortic mean.</w:t>
       </w:r>
     </w:p>
     <w:p>
@@ -1055,8 +1073,16 @@
       </w:r>
     </w:p>
     <w:p>
+      <w:pPr>
+        <w:pStyle w:val="Heading3"/>
+      </w:pPr>
       <w:r>
-        <w:t>Elastance is the pressure change produced by a volume change, the reciprocal notion to compliance. Effective arterial elastance, Ea, asks how much end-systolic arterial pressure is generated for a given ejected volume, and Sunagawa and colleagues defined it in isolated canine ventricles as the slope of the arterial end-systolic pressure to stroke volume relationship.</w:t>
+        <w:t>Arterial elastance</w:t>
+      </w:r>
+    </w:p>
+    <w:p>
+      <w:r>
+        <w:t>Elastance is the pressure change produced by a volume change, the reciprocal notion to compliance. Effective arterial elastance, Ea, asks how much end-systolic arterial pressure is generated for a given ejected volume, and Sunagawa and colleagues defined it in isolated canine ventricles as the slope of the arterial end-systolic pressure to stroke volume relationship. Kelly and colleagues validated the ratio directly in humans, comparing the simple pressure to stroke volume estimate against a more complete measure derived from aortic input impedance and arterial compliance in young normotensive and older hypertensive subjects, and found the two closely agreed.</w:t>
       </w:r>
     </w:p>
     <w:p>
@@ -1075,7 +1101,15 @@
     </w:p>
     <w:p>
       <w:r>
-        <w:t>Ea is often called the inverse of total arterial compliance, and it is not. Compliance is estimated as stroke volume divided by pulse pressure, validated by Chemla and colleagues against the area method in 31 adults with a regression slope of 0.99, so its reciprocal is pulse pressure over stroke volume, while Ea is end-systolic pressure over stroke volume. Compliance contributes to Ea, but a high Ea can be driven almost entirely by vasoconstriction and tachycardia with normal pulsatile mechanics.</w:t>
+        <w:t>Ea is often called the inverse of total arterial compliance, and it is not. Total arterial compliance is estimated as stroke volume divided by pulse pressure, validated by Chemla and colleagues against the area method in 31 adults with a regression slope of 0.99, so its reciprocal is pulse pressure over stroke volume, while Ea is end-systolic pressure over stroke volume. Compliance contributes to Ea, but a high Ea can be driven almost entirely by vasoconstriction and tachycardia with normal pulsatile mechanics.</w:t>
+      </w:r>
+    </w:p>
+    <w:p>
+      <w:pPr>
+        <w:pStyle w:val="Heading3"/>
+      </w:pPr>
+      <w:r>
+        <w:t>Ventricular elastance</w:t>
       </w:r>
     </w:p>
     <w:p>
@@ -1155,6 +1189,14 @@
     <w:p>
       <w:r>
         <w:t>Historically Ees required multiple differently loaded beats, which confined it to the catheterisation laboratory. Chen and colleagues developed and validated a single-beat estimation from non-invasive pressure and volume measurements, which is what has moved the whole framework within reach of a bedside echocardiogram.</w:t>
+      </w:r>
+    </w:p>
+    <w:p>
+      <w:pPr>
+        <w:pStyle w:val="Heading3"/>
+      </w:pPr>
+      <w:r>
+        <w:t>The ratio, and what an uncoupled ventricle wastes</w:t>
       </w:r>
     </w:p>
     <w:p>
@@ -1313,7 +1355,7 @@
     </w:p>
     <w:p>
       <w:r>
-        <w:t>The two directions of uncoupling map onto the shock states directly. A low ratio arises when Ees rises, as with inotropic stimulation, or when Ea falls, as in distributive shock: ejection fraction is high, end-systolic volume small, and the ventricle is operating well within its contractile reserve, which is why a septic patient can have a supranormal ejection fraction and still be inadequately perfused. A high ratio arises when Ees falls, as in cardiogenic shock and acute heart failure, or when Ea rises, as in hypertensive emergency. Guarracino, Baldassarri and Pinsky set out how these states present in acutely altered haemodynamics, Caicedo Ruiz and colleagues review coupling specifically in septic shock, and Hungerford and colleagues do the same for advanced heart failure and cardiogenic shock.</w:t>
+        <w:t>The two directions of uncoupling map onto the shock states directly. A low ratio arises when Ees rises, as with inotropic stimulation, or when Ea falls, as in distributive shock: ejection fraction is high, end-systolic volume small, and the ventricle is operating well within its contractile reserve. In distributive shock, however, a high stroke volume does not necessarily translate into adequate tissue perfusion. The stroke volume describes the volume delivered into the aorta and its major branches, but says nothing about whether that flow is subsequently distributed to the vascular beds where it is needed. When vascular tone and arteriolar control are profoundly altered, as in sepsis, regional flow distribution may become inappropriate despite preserved or even increased global flow, and tissue perfusion may therefore remain impaired despite a supranormal ejection fraction. A high ratio arises when Ees falls, as in cardiogenic shock and acute heart failure, or when Ea rises, as in hypertensive emergency. Guarracino, Baldassarri and Pinsky set out how these states present in acutely altered haemodynamics, Caicedo Ruiz and colleagues review coupling specifically in septic shock, and Hungerford and colleagues do the same for advanced heart failure and cardiogenic shock.</w:t>
       </w:r>
     </w:p>
     <w:p>
@@ -1360,28 +1402,42 @@
         <w:tblLook w:firstColumn="1" w:firstRow="1" w:lastColumn="0" w:lastRow="0" w:noHBand="0" w:noVBand="1" w:val="04A0"/>
       </w:tblPr>
       <w:tblGrid>
-        <w:gridCol w:w="2160"/>
-        <w:gridCol w:w="2160"/>
-        <w:gridCol w:w="2160"/>
-        <w:gridCol w:w="2160"/>
+        <w:gridCol w:w="1728"/>
+        <w:gridCol w:w="1728"/>
+        <w:gridCol w:w="1728"/>
+        <w:gridCol w:w="1728"/>
+        <w:gridCol w:w="1728"/>
       </w:tblGrid>
       <w:tr>
         <w:tc>
           <w:tcPr>
-            <w:tcW w:type="dxa" w:w="2160"/>
+            <w:tcW w:type="dxa" w:w="1728"/>
           </w:tcPr>
           <w:p>
             <w:r>
               <w:rPr>
                 <w:sz w:val="18"/>
               </w:rPr>
-              <w:t>Component</w:t>
+              <w:t>Components</w:t>
             </w:r>
           </w:p>
         </w:tc>
         <w:tc>
           <w:tcPr>
-            <w:tcW w:type="dxa" w:w="2160"/>
+            <w:tcW w:type="dxa" w:w="1728"/>
+          </w:tcPr>
+          <w:p>
+            <w:r>
+              <w:rPr>
+                <w:sz w:val="18"/>
+              </w:rPr>
+              <w:t>Element</w:t>
+            </w:r>
+          </w:p>
+        </w:tc>
+        <w:tc>
+          <w:tcPr>
+            <w:tcW w:type="dxa" w:w="1728"/>
           </w:tcPr>
           <w:p>
             <w:r>
@@ -1394,7 +1450,7 @@
         </w:tc>
         <w:tc>
           <w:tcPr>
-            <w:tcW w:type="dxa" w:w="2160"/>
+            <w:tcW w:type="dxa" w:w="1728"/>
           </w:tcPr>
           <w:p>
             <w:r>
@@ -1407,7 +1463,7 @@
         </w:tc>
         <w:tc>
           <w:tcPr>
-            <w:tcW w:type="dxa" w:w="2160"/>
+            <w:tcW w:type="dxa" w:w="1728"/>
           </w:tcPr>
           <w:p>
             <w:r>
@@ -1422,7 +1478,20 @@
       <w:tr>
         <w:tc>
           <w:tcPr>
-            <w:tcW w:type="dxa" w:w="2160"/>
+            <w:tcW w:type="dxa" w:w="1728"/>
+          </w:tcPr>
+          <w:p>
+            <w:r>
+              <w:rPr>
+                <w:sz w:val="18"/>
+              </w:rPr>
+              <w:t>Resistive</w:t>
+            </w:r>
+          </w:p>
+        </w:tc>
+        <w:tc>
+          <w:tcPr>
+            <w:tcW w:type="dxa" w:w="1728"/>
           </w:tcPr>
           <w:p>
             <w:r>
@@ -1435,7 +1504,7 @@
         </w:tc>
         <w:tc>
           <w:tcPr>
-            <w:tcW w:type="dxa" w:w="2160"/>
+            <w:tcW w:type="dxa" w:w="1728"/>
           </w:tcPr>
           <w:p>
             <w:r>
@@ -1448,7 +1517,7 @@
         </w:tc>
         <w:tc>
           <w:tcPr>
-            <w:tcW w:type="dxa" w:w="2160"/>
+            <w:tcW w:type="dxa" w:w="1728"/>
           </w:tcPr>
           <w:p>
             <w:r>
@@ -1461,7 +1530,7 @@
         </w:tc>
         <w:tc>
           <w:tcPr>
-            <w:tcW w:type="dxa" w:w="2160"/>
+            <w:tcW w:type="dxa" w:w="1728"/>
           </w:tcPr>
           <w:p>
             <w:r>
@@ -1476,7 +1545,20 @@
       <w:tr>
         <w:tc>
           <w:tcPr>
-            <w:tcW w:type="dxa" w:w="2160"/>
+            <w:tcW w:type="dxa" w:w="1728"/>
+          </w:tcPr>
+          <w:p>
+            <w:r>
+              <w:rPr>
+                <w:sz w:val="18"/>
+              </w:rPr>
+              <w:t>Pulsatile</w:t>
+            </w:r>
+          </w:p>
+        </w:tc>
+        <w:tc>
+          <w:tcPr>
+            <w:tcW w:type="dxa" w:w="1728"/>
           </w:tcPr>
           <w:p>
             <w:r>
@@ -1489,7 +1571,7 @@
         </w:tc>
         <w:tc>
           <w:tcPr>
-            <w:tcW w:type="dxa" w:w="2160"/>
+            <w:tcW w:type="dxa" w:w="1728"/>
           </w:tcPr>
           <w:p>
             <w:r>
@@ -1502,7 +1584,7 @@
         </w:tc>
         <w:tc>
           <w:tcPr>
-            <w:tcW w:type="dxa" w:w="2160"/>
+            <w:tcW w:type="dxa" w:w="1728"/>
           </w:tcPr>
           <w:p>
             <w:r>
@@ -1515,7 +1597,7 @@
         </w:tc>
         <w:tc>
           <w:tcPr>
-            <w:tcW w:type="dxa" w:w="2160"/>
+            <w:tcW w:type="dxa" w:w="1728"/>
           </w:tcPr>
           <w:p>
             <w:r>
@@ -1530,7 +1612,7 @@
       <w:tr>
         <w:tc>
           <w:tcPr>
-            <w:tcW w:type="dxa" w:w="2160"/>
+            <w:tcW w:type="dxa" w:w="1728"/>
           </w:tcPr>
           <w:p>
             <w:r>
@@ -1543,7 +1625,7 @@
         </w:tc>
         <w:tc>
           <w:tcPr>
-            <w:tcW w:type="dxa" w:w="2160"/>
+            <w:tcW w:type="dxa" w:w="1728"/>
           </w:tcPr>
           <w:p>
             <w:r>
@@ -1556,7 +1638,7 @@
         </w:tc>
         <w:tc>
           <w:tcPr>
-            <w:tcW w:type="dxa" w:w="2160"/>
+            <w:tcW w:type="dxa" w:w="1728"/>
           </w:tcPr>
           <w:p>
             <w:r>
@@ -1569,7 +1651,7 @@
         </w:tc>
         <w:tc>
           <w:tcPr>
-            <w:tcW w:type="dxa" w:w="2160"/>
+            <w:tcW w:type="dxa" w:w="1728"/>
           </w:tcPr>
           <w:p>
             <w:r>
@@ -1580,11 +1662,17 @@
             </w:r>
           </w:p>
         </w:tc>
+        <w:tc>
+          <w:tcPr>
+            <w:tcW w:type="dxa" w:w="1728"/>
+          </w:tcPr>
+          <w:p/>
+        </w:tc>
       </w:tr>
       <w:tr>
         <w:tc>
           <w:tcPr>
-            <w:tcW w:type="dxa" w:w="2160"/>
+            <w:tcW w:type="dxa" w:w="1728"/>
           </w:tcPr>
           <w:p>
             <w:r>
@@ -1597,7 +1685,7 @@
         </w:tc>
         <w:tc>
           <w:tcPr>
-            <w:tcW w:type="dxa" w:w="2160"/>
+            <w:tcW w:type="dxa" w:w="1728"/>
           </w:tcPr>
           <w:p>
             <w:r>
@@ -1610,7 +1698,7 @@
         </w:tc>
         <w:tc>
           <w:tcPr>
-            <w:tcW w:type="dxa" w:w="2160"/>
+            <w:tcW w:type="dxa" w:w="1728"/>
           </w:tcPr>
           <w:p>
             <w:r>
@@ -1623,7 +1711,7 @@
         </w:tc>
         <w:tc>
           <w:tcPr>
-            <w:tcW w:type="dxa" w:w="2160"/>
+            <w:tcW w:type="dxa" w:w="1728"/>
           </w:tcPr>
           <w:p>
             <w:r>
@@ -1633,6 +1721,12 @@
               <w:t>Stiff arteries, low heart rate, intense arteriolar vasoconstriction</w:t>
             </w:r>
           </w:p>
+        </w:tc>
+        <w:tc>
+          <w:tcPr>
+            <w:tcW w:type="dxa" w:w="1728"/>
+          </w:tcPr>
+          <w:p/>
         </w:tc>
       </w:tr>
     </w:tbl>
@@ -1811,7 +1905,7 @@
           <w:color w:val="444444"/>
           <w:sz w:val="19"/>
         </w:rPr>
-        <w:t>12. Avolio AP, Van Bortel LM, Boutouyrie P, Cockcroft JR, McEniery CM, Protogerou AD, Roman MJ, Safar ME, Segers P, Smulyan H. Role of pulse pressure amplification in arterial hypertension: experts' opinion and review of the data. Hypertension. 2009;54(2):375-383. doi:10.1161/HYPERTENSIONAHA.109.134379.</w:t>
+        <w:t>12. Avolio AP, Van Bortel LM, Boutouyrie P, Cockcroft JR, McEniery CM, Protogerou AD, Roman MJ, Safar ME, Segers P, Smulyan H. Role of pulse pressure amplification in arterial hypertension: experts' opinion and review of the data. Hypertension. 2009;54(2):375-383. doi:10.1161/HYPERTENSIONAHA.109.134379. Erratum in: Hypertension. 2011;58(4):e30.</w:t>
       </w:r>
     </w:p>
     <w:p>
